--- a/Science Books/QED Course/Lesson 57 Pair Production.docx
+++ b/Science Books/QED Course/Lesson 57 Pair Production.docx
@@ -334,14 +334,547 @@
     </w:p>
     <w:p>
       <w:pPr>
-        <w:spacing w:before="100" w:after="160"/>
+        <w:spacing w:before="100" w:after="40"/>
         <w:jc w:val="center"/>
       </w:pPr>
       <m:oMathPara>
         <m:oMath>
           <m:r>
-            <m:t xml:space="preserve">i ℳ_A = (ie)² ū(p₁) γ^α [i(q̸_A+m)/(q_A²−m²+iε)] γ^β v(p₂) ε_α(k₁)ε_β(k₂) , qquad i ℳ_B = (ie)² ū(p₁) γ^β [i(q̸_B+m)/(q_B²−m²+iε)] γ^α v(p₂) ε_α(k₁)ε_β(k₂)</m:t>
+            <m:t xml:space="preserve">i</m:t>
           </m:r>
+          <m:r>
+            <m:t xml:space="preserve"> </m:t>
+          </m:r>
+          <m:sSub>
+            <m:e>
+              <m:r>
+                <m:t xml:space="preserve">ℳ</m:t>
+              </m:r>
+            </m:e>
+            <m:sub>
+              <m:r>
+                <m:t xml:space="preserve">A</m:t>
+              </m:r>
+            </m:sub>
+          </m:sSub>
+          <m:r>
+            <m:t xml:space="preserve">=</m:t>
+          </m:r>
+          <m:sSup>
+            <m:e>
+              <m:d>
+                <m:dPr/>
+                <m:e>
+                  <m:r>
+                    <m:t xml:space="preserve">ie</m:t>
+                  </m:r>
+                </m:e>
+              </m:d>
+            </m:e>
+            <m:sup>
+              <m:r>
+                <m:t xml:space="preserve">2</m:t>
+              </m:r>
+            </m:sup>
+          </m:sSup>
+          <m:r>
+            <m:t xml:space="preserve"> </m:t>
+          </m:r>
+          <m:r>
+            <m:t xml:space="preserve">ū</m:t>
+          </m:r>
+          <m:d>
+            <m:dPr/>
+            <m:e>
+              <m:sSub>
+                <m:e>
+                  <m:r>
+                    <m:t xml:space="preserve">p</m:t>
+                  </m:r>
+                </m:e>
+                <m:sub>
+                  <m:r>
+                    <m:t xml:space="preserve">1</m:t>
+                  </m:r>
+                </m:sub>
+              </m:sSub>
+            </m:e>
+          </m:d>
+          <m:r>
+            <m:t xml:space="preserve"> </m:t>
+          </m:r>
+          <m:sSup>
+            <m:e>
+              <m:r>
+                <m:t xml:space="preserve">γ</m:t>
+              </m:r>
+            </m:e>
+            <m:sup>
+              <m:r>
+                <m:t xml:space="preserve">α</m:t>
+              </m:r>
+            </m:sup>
+          </m:sSup>
+          <m:r>
+            <m:t xml:space="preserve"> </m:t>
+          </m:r>
+          <m:d>
+            <m:dPr>
+              <m:begChr m:val="["/>
+              <m:endChr m:val="]"/>
+            </m:dPr>
+            <m:e>
+              <m:f>
+                <m:num>
+                  <m:r>
+                    <m:t xml:space="preserve">i</m:t>
+                  </m:r>
+                  <m:d>
+                    <m:dPr/>
+                    <m:e>
+                      <m:sSub>
+                        <m:e>
+                          <m:acc>
+                            <m:accPr>
+                              <m:chr m:val="/"/>
+                            </m:accPr>
+                            <m:e>
+                              <m:r>
+                                <m:t xml:space="preserve">q</m:t>
+                              </m:r>
+                            </m:e>
+                          </m:acc>
+                        </m:e>
+                        <m:sub>
+                          <m:r>
+                            <m:t xml:space="preserve">A</m:t>
+                          </m:r>
+                        </m:sub>
+                      </m:sSub>
+                      <m:r>
+                        <m:t xml:space="preserve">+</m:t>
+                      </m:r>
+                      <m:r>
+                        <m:t xml:space="preserve">m</m:t>
+                      </m:r>
+                    </m:e>
+                  </m:d>
+                </m:num>
+                <m:den>
+                  <m:sSubSup>
+                    <m:e>
+                      <m:r>
+                        <m:t xml:space="preserve">q</m:t>
+                      </m:r>
+                    </m:e>
+                    <m:sub>
+                      <m:r>
+                        <m:t xml:space="preserve">A</m:t>
+                      </m:r>
+                    </m:sub>
+                    <m:sup>
+                      <m:r>
+                        <m:t xml:space="preserve">2</m:t>
+                      </m:r>
+                    </m:sup>
+                  </m:sSubSup>
+                  <m:r>
+                    <m:t xml:space="preserve">−</m:t>
+                  </m:r>
+                  <m:sSup>
+                    <m:e>
+                      <m:r>
+                        <m:t xml:space="preserve">m</m:t>
+                      </m:r>
+                    </m:e>
+                    <m:sup>
+                      <m:r>
+                        <m:t xml:space="preserve">2</m:t>
+                      </m:r>
+                    </m:sup>
+                  </m:sSup>
+                  <m:r>
+                    <m:t xml:space="preserve">+</m:t>
+                  </m:r>
+                  <m:r>
+                    <m:t xml:space="preserve">iε</m:t>
+                  </m:r>
+                </m:den>
+              </m:f>
+            </m:e>
+          </m:d>
+          <m:r>
+            <m:t xml:space="preserve"> </m:t>
+          </m:r>
+          <m:sSup>
+            <m:e>
+              <m:r>
+                <m:t xml:space="preserve">γ</m:t>
+              </m:r>
+            </m:e>
+            <m:sup>
+              <m:r>
+                <m:t xml:space="preserve">β</m:t>
+              </m:r>
+            </m:sup>
+          </m:sSup>
+          <m:r>
+            <m:t xml:space="preserve"> </m:t>
+          </m:r>
+          <m:r>
+            <m:t xml:space="preserve">v</m:t>
+          </m:r>
+          <m:d>
+            <m:dPr/>
+            <m:e>
+              <m:sSub>
+                <m:e>
+                  <m:r>
+                    <m:t xml:space="preserve">p</m:t>
+                  </m:r>
+                </m:e>
+                <m:sub>
+                  <m:r>
+                    <m:t xml:space="preserve">2</m:t>
+                  </m:r>
+                </m:sub>
+              </m:sSub>
+            </m:e>
+          </m:d>
+          <m:r>
+            <m:t xml:space="preserve"> </m:t>
+          </m:r>
+          <m:sSub>
+            <m:e>
+              <m:r>
+                <m:t xml:space="preserve">ε</m:t>
+              </m:r>
+            </m:e>
+            <m:sub>
+              <m:r>
+                <m:t xml:space="preserve">α</m:t>
+              </m:r>
+            </m:sub>
+          </m:sSub>
+          <m:d>
+            <m:dPr/>
+            <m:e>
+              <m:sSub>
+                <m:e>
+                  <m:r>
+                    <m:t xml:space="preserve">k</m:t>
+                  </m:r>
+                </m:e>
+                <m:sub>
+                  <m:r>
+                    <m:t xml:space="preserve">1</m:t>
+                  </m:r>
+                </m:sub>
+              </m:sSub>
+            </m:e>
+          </m:d>
+          <m:sSub>
+            <m:e>
+              <m:r>
+                <m:t xml:space="preserve">ε</m:t>
+              </m:r>
+            </m:e>
+            <m:sub>
+              <m:r>
+                <m:t xml:space="preserve">β</m:t>
+              </m:r>
+            </m:sub>
+          </m:sSub>
+          <m:d>
+            <m:dPr/>
+            <m:e>
+              <m:sSub>
+                <m:e>
+                  <m:r>
+                    <m:t xml:space="preserve">k</m:t>
+                  </m:r>
+                </m:e>
+                <m:sub>
+                  <m:r>
+                    <m:t xml:space="preserve">2</m:t>
+                  </m:r>
+                </m:sub>
+              </m:sSub>
+            </m:e>
+          </m:d>
+        </m:oMath>
+      </m:oMathPara>
+    </w:p>
+    <w:p>
+      <w:pPr>
+        <w:spacing w:before="40" w:after="160"/>
+        <w:jc w:val="center"/>
+      </w:pPr>
+      <m:oMathPara>
+        <m:oMath>
+          <m:r>
+            <m:t xml:space="preserve">i</m:t>
+          </m:r>
+          <m:r>
+            <m:t xml:space="preserve"> </m:t>
+          </m:r>
+          <m:sSub>
+            <m:e>
+              <m:r>
+                <m:t xml:space="preserve">ℳ</m:t>
+              </m:r>
+            </m:e>
+            <m:sub>
+              <m:r>
+                <m:t xml:space="preserve">B</m:t>
+              </m:r>
+            </m:sub>
+          </m:sSub>
+          <m:r>
+            <m:t xml:space="preserve">=</m:t>
+          </m:r>
+          <m:sSup>
+            <m:e>
+              <m:d>
+                <m:dPr/>
+                <m:e>
+                  <m:r>
+                    <m:t xml:space="preserve">ie</m:t>
+                  </m:r>
+                </m:e>
+              </m:d>
+            </m:e>
+            <m:sup>
+              <m:r>
+                <m:t xml:space="preserve">2</m:t>
+              </m:r>
+            </m:sup>
+          </m:sSup>
+          <m:r>
+            <m:t xml:space="preserve"> </m:t>
+          </m:r>
+          <m:r>
+            <m:t xml:space="preserve">ū</m:t>
+          </m:r>
+          <m:d>
+            <m:dPr/>
+            <m:e>
+              <m:sSub>
+                <m:e>
+                  <m:r>
+                    <m:t xml:space="preserve">p</m:t>
+                  </m:r>
+                </m:e>
+                <m:sub>
+                  <m:r>
+                    <m:t xml:space="preserve">1</m:t>
+                  </m:r>
+                </m:sub>
+              </m:sSub>
+            </m:e>
+          </m:d>
+          <m:r>
+            <m:t xml:space="preserve"> </m:t>
+          </m:r>
+          <m:sSup>
+            <m:e>
+              <m:r>
+                <m:t xml:space="preserve">γ</m:t>
+              </m:r>
+            </m:e>
+            <m:sup>
+              <m:r>
+                <m:t xml:space="preserve">β</m:t>
+              </m:r>
+            </m:sup>
+          </m:sSup>
+          <m:r>
+            <m:t xml:space="preserve"> </m:t>
+          </m:r>
+          <m:d>
+            <m:dPr>
+              <m:begChr m:val="["/>
+              <m:endChr m:val="]"/>
+            </m:dPr>
+            <m:e>
+              <m:f>
+                <m:num>
+                  <m:r>
+                    <m:t xml:space="preserve">i</m:t>
+                  </m:r>
+                  <m:d>
+                    <m:dPr/>
+                    <m:e>
+                      <m:sSub>
+                        <m:e>
+                          <m:acc>
+                            <m:accPr>
+                              <m:chr m:val="/"/>
+                            </m:accPr>
+                            <m:e>
+                              <m:r>
+                                <m:t xml:space="preserve">q</m:t>
+                              </m:r>
+                            </m:e>
+                          </m:acc>
+                        </m:e>
+                        <m:sub>
+                          <m:r>
+                            <m:t xml:space="preserve">B</m:t>
+                          </m:r>
+                        </m:sub>
+                      </m:sSub>
+                      <m:r>
+                        <m:t xml:space="preserve">+</m:t>
+                      </m:r>
+                      <m:r>
+                        <m:t xml:space="preserve">m</m:t>
+                      </m:r>
+                    </m:e>
+                  </m:d>
+                </m:num>
+                <m:den>
+                  <m:sSubSup>
+                    <m:e>
+                      <m:r>
+                        <m:t xml:space="preserve">q</m:t>
+                      </m:r>
+                    </m:e>
+                    <m:sub>
+                      <m:r>
+                        <m:t xml:space="preserve">B</m:t>
+                      </m:r>
+                    </m:sub>
+                    <m:sup>
+                      <m:r>
+                        <m:t xml:space="preserve">2</m:t>
+                      </m:r>
+                    </m:sup>
+                  </m:sSubSup>
+                  <m:r>
+                    <m:t xml:space="preserve">−</m:t>
+                  </m:r>
+                  <m:sSup>
+                    <m:e>
+                      <m:r>
+                        <m:t xml:space="preserve">m</m:t>
+                      </m:r>
+                    </m:e>
+                    <m:sup>
+                      <m:r>
+                        <m:t xml:space="preserve">2</m:t>
+                      </m:r>
+                    </m:sup>
+                  </m:sSup>
+                  <m:r>
+                    <m:t xml:space="preserve">+</m:t>
+                  </m:r>
+                  <m:r>
+                    <m:t xml:space="preserve">iε</m:t>
+                  </m:r>
+                </m:den>
+              </m:f>
+            </m:e>
+          </m:d>
+          <m:r>
+            <m:t xml:space="preserve"> </m:t>
+          </m:r>
+          <m:sSup>
+            <m:e>
+              <m:r>
+                <m:t xml:space="preserve">γ</m:t>
+              </m:r>
+            </m:e>
+            <m:sup>
+              <m:r>
+                <m:t xml:space="preserve">α</m:t>
+              </m:r>
+            </m:sup>
+          </m:sSup>
+          <m:r>
+            <m:t xml:space="preserve"> </m:t>
+          </m:r>
+          <m:r>
+            <m:t xml:space="preserve">v</m:t>
+          </m:r>
+          <m:d>
+            <m:dPr/>
+            <m:e>
+              <m:sSub>
+                <m:e>
+                  <m:r>
+                    <m:t xml:space="preserve">p</m:t>
+                  </m:r>
+                </m:e>
+                <m:sub>
+                  <m:r>
+                    <m:t xml:space="preserve">2</m:t>
+                  </m:r>
+                </m:sub>
+              </m:sSub>
+            </m:e>
+          </m:d>
+          <m:r>
+            <m:t xml:space="preserve"> </m:t>
+          </m:r>
+          <m:sSub>
+            <m:e>
+              <m:r>
+                <m:t xml:space="preserve">ε</m:t>
+              </m:r>
+            </m:e>
+            <m:sub>
+              <m:r>
+                <m:t xml:space="preserve">α</m:t>
+              </m:r>
+            </m:sub>
+          </m:sSub>
+          <m:d>
+            <m:dPr/>
+            <m:e>
+              <m:sSub>
+                <m:e>
+                  <m:r>
+                    <m:t xml:space="preserve">k</m:t>
+                  </m:r>
+                </m:e>
+                <m:sub>
+                  <m:r>
+                    <m:t xml:space="preserve">1</m:t>
+                  </m:r>
+                </m:sub>
+              </m:sSub>
+            </m:e>
+          </m:d>
+          <m:sSub>
+            <m:e>
+              <m:r>
+                <m:t xml:space="preserve">ε</m:t>
+              </m:r>
+            </m:e>
+            <m:sub>
+              <m:r>
+                <m:t xml:space="preserve">β</m:t>
+              </m:r>
+            </m:sub>
+          </m:sSub>
+          <m:d>
+            <m:dPr/>
+            <m:e>
+              <m:sSub>
+                <m:e>
+                  <m:r>
+                    <m:t xml:space="preserve">k</m:t>
+                  </m:r>
+                </m:e>
+                <m:sub>
+                  <m:r>
+                    <m:t xml:space="preserve">2</m:t>
+                  </m:r>
+                </m:sub>
+              </m:sSub>
+            </m:e>
+          </m:d>
         </m:oMath>
       </m:oMathPara>
     </w:p>
@@ -391,9 +924,206 @@
       </w:pPr>
       <m:oMathPara>
         <m:oMath>
+          <m:sSub>
+            <m:e>
+              <m:r>
+                <m:t xml:space="preserve">T</m:t>
+              </m:r>
+            </m:e>
+            <m:sub>
+              <m:r>
+                <m:t xml:space="preserve">AA</m:t>
+              </m:r>
+            </m:sub>
+          </m:sSub>
           <m:r>
-            <m:t xml:space="preserve">T_(AA) = Tr[(p̸₁+m)γ^α(q̸_A+m)γ^β(p̸₂−m)γ_β(q̸_A+m)γ_α]</m:t>
+            <m:t xml:space="preserve">=</m:t>
           </m:r>
+          <m:func>
+            <m:fName>
+              <m:r>
+                <m:t xml:space="preserve">Tr</m:t>
+              </m:r>
+            </m:fName>
+            <m:e>
+              <m:d>
+                <m:dPr>
+                  <m:begChr m:val="["/>
+                  <m:endChr m:val="]"/>
+                </m:dPr>
+                <m:e>
+                  <m:d>
+                    <m:dPr/>
+                    <m:e>
+                      <m:sSub>
+                        <m:e>
+                          <m:acc>
+                            <m:accPr>
+                              <m:chr m:val="/"/>
+                            </m:accPr>
+                            <m:e>
+                              <m:r>
+                                <m:t xml:space="preserve">p</m:t>
+                              </m:r>
+                            </m:e>
+                          </m:acc>
+                        </m:e>
+                        <m:sub>
+                          <m:r>
+                            <m:t xml:space="preserve">1</m:t>
+                          </m:r>
+                        </m:sub>
+                      </m:sSub>
+                      <m:r>
+                        <m:t xml:space="preserve">+</m:t>
+                      </m:r>
+                      <m:r>
+                        <m:t xml:space="preserve">m</m:t>
+                      </m:r>
+                    </m:e>
+                  </m:d>
+                  <m:sSup>
+                    <m:e>
+                      <m:r>
+                        <m:t xml:space="preserve">γ</m:t>
+                      </m:r>
+                    </m:e>
+                    <m:sup>
+                      <m:r>
+                        <m:t xml:space="preserve">α</m:t>
+                      </m:r>
+                    </m:sup>
+                  </m:sSup>
+                  <m:d>
+                    <m:dPr/>
+                    <m:e>
+                      <m:sSub>
+                        <m:e>
+                          <m:acc>
+                            <m:accPr>
+                              <m:chr m:val="/"/>
+                            </m:accPr>
+                            <m:e>
+                              <m:r>
+                                <m:t xml:space="preserve">q</m:t>
+                              </m:r>
+                            </m:e>
+                          </m:acc>
+                        </m:e>
+                        <m:sub>
+                          <m:r>
+                            <m:t xml:space="preserve">A</m:t>
+                          </m:r>
+                        </m:sub>
+                      </m:sSub>
+                      <m:r>
+                        <m:t xml:space="preserve">+</m:t>
+                      </m:r>
+                      <m:r>
+                        <m:t xml:space="preserve">m</m:t>
+                      </m:r>
+                    </m:e>
+                  </m:d>
+                  <m:sSup>
+                    <m:e>
+                      <m:r>
+                        <m:t xml:space="preserve">γ</m:t>
+                      </m:r>
+                    </m:e>
+                    <m:sup>
+                      <m:r>
+                        <m:t xml:space="preserve">β</m:t>
+                      </m:r>
+                    </m:sup>
+                  </m:sSup>
+                  <m:d>
+                    <m:dPr/>
+                    <m:e>
+                      <m:sSub>
+                        <m:e>
+                          <m:acc>
+                            <m:accPr>
+                              <m:chr m:val="/"/>
+                            </m:accPr>
+                            <m:e>
+                              <m:r>
+                                <m:t xml:space="preserve">p</m:t>
+                              </m:r>
+                            </m:e>
+                          </m:acc>
+                        </m:e>
+                        <m:sub>
+                          <m:r>
+                            <m:t xml:space="preserve">2</m:t>
+                          </m:r>
+                        </m:sub>
+                      </m:sSub>
+                      <m:r>
+                        <m:t xml:space="preserve">−</m:t>
+                      </m:r>
+                      <m:r>
+                        <m:t xml:space="preserve">m</m:t>
+                      </m:r>
+                    </m:e>
+                  </m:d>
+                  <m:sSub>
+                    <m:e>
+                      <m:r>
+                        <m:t xml:space="preserve">γ</m:t>
+                      </m:r>
+                    </m:e>
+                    <m:sub>
+                      <m:r>
+                        <m:t xml:space="preserve">β</m:t>
+                      </m:r>
+                    </m:sub>
+                  </m:sSub>
+                  <m:d>
+                    <m:dPr/>
+                    <m:e>
+                      <m:sSub>
+                        <m:e>
+                          <m:acc>
+                            <m:accPr>
+                              <m:chr m:val="/"/>
+                            </m:accPr>
+                            <m:e>
+                              <m:r>
+                                <m:t xml:space="preserve">q</m:t>
+                              </m:r>
+                            </m:e>
+                          </m:acc>
+                        </m:e>
+                        <m:sub>
+                          <m:r>
+                            <m:t xml:space="preserve">A</m:t>
+                          </m:r>
+                        </m:sub>
+                      </m:sSub>
+                      <m:r>
+                        <m:t xml:space="preserve">+</m:t>
+                      </m:r>
+                      <m:r>
+                        <m:t xml:space="preserve">m</m:t>
+                      </m:r>
+                    </m:e>
+                  </m:d>
+                  <m:sSub>
+                    <m:e>
+                      <m:r>
+                        <m:t xml:space="preserve">γ</m:t>
+                      </m:r>
+                    </m:e>
+                    <m:sub>
+                      <m:r>
+                        <m:t xml:space="preserve">α</m:t>
+                      </m:r>
+                    </m:sub>
+                  </m:sSub>
+                </m:e>
+              </m:d>
+            </m:e>
+          </m:func>
         </m:oMath>
       </m:oMathPara>
     </w:p>
@@ -409,8 +1139,23 @@
       </w:pPr>
       <m:oMathPara>
         <m:oMath>
+          <m:sSub>
+            <m:e>
+              <m:r>
+                <m:t xml:space="preserve">T</m:t>
+              </m:r>
+            </m:e>
+            <m:sub>
+              <m:r>
+                <m:t xml:space="preserve">AA</m:t>
+              </m:r>
+            </m:sub>
+          </m:sSub>
           <m:r>
-            <m:t xml:space="preserve">T_(AA) = 8tu</m:t>
+            <m:t xml:space="preserve">=</m:t>
+          </m:r>
+          <m:r>
+            <m:t xml:space="preserve">8tu</m:t>
           </m:r>
         </m:oMath>
       </m:oMathPara>
@@ -427,8 +1172,23 @@
       </w:pPr>
       <m:oMathPara>
         <m:oMath>
+          <m:sSub>
+            <m:e>
+              <m:r>
+                <m:t xml:space="preserve">T</m:t>
+              </m:r>
+            </m:e>
+            <m:sub>
+              <m:r>
+                <m:t xml:space="preserve">BB</m:t>
+              </m:r>
+            </m:sub>
+          </m:sSub>
           <m:r>
-            <m:t xml:space="preserve">T_(BB) = 8tu</m:t>
+            <m:t xml:space="preserve">=</m:t>
+          </m:r>
+          <m:r>
+            <m:t xml:space="preserve">8tu</m:t>
           </m:r>
         </m:oMath>
       </m:oMathPara>
@@ -453,9 +1213,206 @@
       </w:pPr>
       <m:oMathPara>
         <m:oMath>
+          <m:sSub>
+            <m:e>
+              <m:r>
+                <m:t xml:space="preserve">T</m:t>
+              </m:r>
+            </m:e>
+            <m:sub>
+              <m:r>
+                <m:t xml:space="preserve">AB</m:t>
+              </m:r>
+            </m:sub>
+          </m:sSub>
           <m:r>
-            <m:t xml:space="preserve">T_(AB) = Tr[(p̸₁+m)γ^α(q̸_A+m)γ^β(p̸₂−m)γ_α(q̸_B+m)γ_β]</m:t>
+            <m:t xml:space="preserve">=</m:t>
           </m:r>
+          <m:func>
+            <m:fName>
+              <m:r>
+                <m:t xml:space="preserve">Tr</m:t>
+              </m:r>
+            </m:fName>
+            <m:e>
+              <m:d>
+                <m:dPr>
+                  <m:begChr m:val="["/>
+                  <m:endChr m:val="]"/>
+                </m:dPr>
+                <m:e>
+                  <m:d>
+                    <m:dPr/>
+                    <m:e>
+                      <m:sSub>
+                        <m:e>
+                          <m:acc>
+                            <m:accPr>
+                              <m:chr m:val="/"/>
+                            </m:accPr>
+                            <m:e>
+                              <m:r>
+                                <m:t xml:space="preserve">p</m:t>
+                              </m:r>
+                            </m:e>
+                          </m:acc>
+                        </m:e>
+                        <m:sub>
+                          <m:r>
+                            <m:t xml:space="preserve">1</m:t>
+                          </m:r>
+                        </m:sub>
+                      </m:sSub>
+                      <m:r>
+                        <m:t xml:space="preserve">+</m:t>
+                      </m:r>
+                      <m:r>
+                        <m:t xml:space="preserve">m</m:t>
+                      </m:r>
+                    </m:e>
+                  </m:d>
+                  <m:sSup>
+                    <m:e>
+                      <m:r>
+                        <m:t xml:space="preserve">γ</m:t>
+                      </m:r>
+                    </m:e>
+                    <m:sup>
+                      <m:r>
+                        <m:t xml:space="preserve">α</m:t>
+                      </m:r>
+                    </m:sup>
+                  </m:sSup>
+                  <m:d>
+                    <m:dPr/>
+                    <m:e>
+                      <m:sSub>
+                        <m:e>
+                          <m:acc>
+                            <m:accPr>
+                              <m:chr m:val="/"/>
+                            </m:accPr>
+                            <m:e>
+                              <m:r>
+                                <m:t xml:space="preserve">q</m:t>
+                              </m:r>
+                            </m:e>
+                          </m:acc>
+                        </m:e>
+                        <m:sub>
+                          <m:r>
+                            <m:t xml:space="preserve">A</m:t>
+                          </m:r>
+                        </m:sub>
+                      </m:sSub>
+                      <m:r>
+                        <m:t xml:space="preserve">+</m:t>
+                      </m:r>
+                      <m:r>
+                        <m:t xml:space="preserve">m</m:t>
+                      </m:r>
+                    </m:e>
+                  </m:d>
+                  <m:sSup>
+                    <m:e>
+                      <m:r>
+                        <m:t xml:space="preserve">γ</m:t>
+                      </m:r>
+                    </m:e>
+                    <m:sup>
+                      <m:r>
+                        <m:t xml:space="preserve">β</m:t>
+                      </m:r>
+                    </m:sup>
+                  </m:sSup>
+                  <m:d>
+                    <m:dPr/>
+                    <m:e>
+                      <m:sSub>
+                        <m:e>
+                          <m:acc>
+                            <m:accPr>
+                              <m:chr m:val="/"/>
+                            </m:accPr>
+                            <m:e>
+                              <m:r>
+                                <m:t xml:space="preserve">p</m:t>
+                              </m:r>
+                            </m:e>
+                          </m:acc>
+                        </m:e>
+                        <m:sub>
+                          <m:r>
+                            <m:t xml:space="preserve">2</m:t>
+                          </m:r>
+                        </m:sub>
+                      </m:sSub>
+                      <m:r>
+                        <m:t xml:space="preserve">−</m:t>
+                      </m:r>
+                      <m:r>
+                        <m:t xml:space="preserve">m</m:t>
+                      </m:r>
+                    </m:e>
+                  </m:d>
+                  <m:sSub>
+                    <m:e>
+                      <m:r>
+                        <m:t xml:space="preserve">γ</m:t>
+                      </m:r>
+                    </m:e>
+                    <m:sub>
+                      <m:r>
+                        <m:t xml:space="preserve">α</m:t>
+                      </m:r>
+                    </m:sub>
+                  </m:sSub>
+                  <m:d>
+                    <m:dPr/>
+                    <m:e>
+                      <m:sSub>
+                        <m:e>
+                          <m:acc>
+                            <m:accPr>
+                              <m:chr m:val="/"/>
+                            </m:accPr>
+                            <m:e>
+                              <m:r>
+                                <m:t xml:space="preserve">q</m:t>
+                              </m:r>
+                            </m:e>
+                          </m:acc>
+                        </m:e>
+                        <m:sub>
+                          <m:r>
+                            <m:t xml:space="preserve">B</m:t>
+                          </m:r>
+                        </m:sub>
+                      </m:sSub>
+                      <m:r>
+                        <m:t xml:space="preserve">+</m:t>
+                      </m:r>
+                      <m:r>
+                        <m:t xml:space="preserve">m</m:t>
+                      </m:r>
+                    </m:e>
+                  </m:d>
+                  <m:sSub>
+                    <m:e>
+                      <m:r>
+                        <m:t xml:space="preserve">γ</m:t>
+                      </m:r>
+                    </m:e>
+                    <m:sub>
+                      <m:r>
+                        <m:t xml:space="preserve">β</m:t>
+                      </m:r>
+                    </m:sub>
+                  </m:sSub>
+                </m:e>
+              </m:d>
+            </m:e>
+          </m:func>
         </m:oMath>
       </m:oMathPara>
     </w:p>
@@ -505,9 +1462,168 @@
       </w:pPr>
       <m:oMathPara>
         <m:oMath>
+          <m:sSup>
+            <m:e>
+              <m:r>
+                <m:t xml:space="preserve">γ</m:t>
+              </m:r>
+            </m:e>
+            <m:sup>
+              <m:r>
+                <m:t xml:space="preserve">α</m:t>
+              </m:r>
+            </m:sup>
+          </m:sSup>
           <m:r>
-            <m:t xml:space="preserve">γ^α [ q̸_A γ^β p̸₂ ] γ_α = − 2 p̸₂ γ^β q̸_A</m:t>
+            <m:t xml:space="preserve"> </m:t>
           </m:r>
+          <m:d>
+            <m:dPr>
+              <m:begChr m:val="["/>
+              <m:endChr m:val="]"/>
+            </m:dPr>
+            <m:e>
+              <m:sSub>
+                <m:e>
+                  <m:acc>
+                    <m:accPr>
+                      <m:chr m:val="/"/>
+                    </m:accPr>
+                    <m:e>
+                      <m:r>
+                        <m:t xml:space="preserve">q</m:t>
+                      </m:r>
+                    </m:e>
+                  </m:acc>
+                </m:e>
+                <m:sub>
+                  <m:r>
+                    <m:t xml:space="preserve">A</m:t>
+                  </m:r>
+                </m:sub>
+              </m:sSub>
+              <m:r>
+                <m:t xml:space="preserve"> </m:t>
+              </m:r>
+              <m:sSup>
+                <m:e>
+                  <m:r>
+                    <m:t xml:space="preserve">γ</m:t>
+                  </m:r>
+                </m:e>
+                <m:sup>
+                  <m:r>
+                    <m:t xml:space="preserve">β</m:t>
+                  </m:r>
+                </m:sup>
+              </m:sSup>
+              <m:r>
+                <m:t xml:space="preserve"> </m:t>
+              </m:r>
+              <m:sSub>
+                <m:e>
+                  <m:acc>
+                    <m:accPr>
+                      <m:chr m:val="/"/>
+                    </m:accPr>
+                    <m:e>
+                      <m:r>
+                        <m:t xml:space="preserve">p</m:t>
+                      </m:r>
+                    </m:e>
+                  </m:acc>
+                </m:e>
+                <m:sub>
+                  <m:r>
+                    <m:t xml:space="preserve">2</m:t>
+                  </m:r>
+                </m:sub>
+              </m:sSub>
+            </m:e>
+          </m:d>
+          <m:r>
+            <m:t xml:space="preserve"> </m:t>
+          </m:r>
+          <m:sSub>
+            <m:e>
+              <m:r>
+                <m:t xml:space="preserve">γ</m:t>
+              </m:r>
+            </m:e>
+            <m:sub>
+              <m:r>
+                <m:t xml:space="preserve">α</m:t>
+              </m:r>
+            </m:sub>
+          </m:sSub>
+          <m:r>
+            <m:t xml:space="preserve">=</m:t>
+          </m:r>
+          <m:r>
+            <m:t xml:space="preserve">−</m:t>
+          </m:r>
+          <m:r>
+            <m:t xml:space="preserve">2</m:t>
+          </m:r>
+          <m:r>
+            <m:t xml:space="preserve"> </m:t>
+          </m:r>
+          <m:sSub>
+            <m:e>
+              <m:acc>
+                <m:accPr>
+                  <m:chr m:val="/"/>
+                </m:accPr>
+                <m:e>
+                  <m:r>
+                    <m:t xml:space="preserve">p</m:t>
+                  </m:r>
+                </m:e>
+              </m:acc>
+            </m:e>
+            <m:sub>
+              <m:r>
+                <m:t xml:space="preserve">2</m:t>
+              </m:r>
+            </m:sub>
+          </m:sSub>
+          <m:r>
+            <m:t xml:space="preserve"> </m:t>
+          </m:r>
+          <m:sSup>
+            <m:e>
+              <m:r>
+                <m:t xml:space="preserve">γ</m:t>
+              </m:r>
+            </m:e>
+            <m:sup>
+              <m:r>
+                <m:t xml:space="preserve">β</m:t>
+              </m:r>
+            </m:sup>
+          </m:sSup>
+          <m:r>
+            <m:t xml:space="preserve"> </m:t>
+          </m:r>
+          <m:sSub>
+            <m:e>
+              <m:acc>
+                <m:accPr>
+                  <m:chr m:val="/"/>
+                </m:accPr>
+                <m:e>
+                  <m:r>
+                    <m:t xml:space="preserve">q</m:t>
+                  </m:r>
+                </m:e>
+              </m:acc>
+            </m:e>
+            <m:sub>
+              <m:r>
+                <m:t xml:space="preserve">A</m:t>
+              </m:r>
+            </m:sub>
+          </m:sSub>
         </m:oMath>
       </m:oMathPara>
     </w:p>
@@ -523,9 +1639,296 @@
       </w:pPr>
       <m:oMathPara>
         <m:oMath>
+          <m:sSub>
+            <m:e>
+              <m:r>
+                <m:t xml:space="preserve">T</m:t>
+              </m:r>
+            </m:e>
+            <m:sub>
+              <m:r>
+                <m:t xml:space="preserve">AB</m:t>
+              </m:r>
+            </m:sub>
+          </m:sSub>
           <m:r>
-            <m:t xml:space="preserve">T_(AB) = Tr[ p̸₁ ( −2 p̸₂γ^βq̸_A ) q̸_Bγ_β ] = − 2 Tr[ p̸₁p̸₂ γ^β q̸_Aq̸_B γ_β ]</m:t>
+            <m:t xml:space="preserve">=</m:t>
           </m:r>
+          <m:func>
+            <m:fName>
+              <m:r>
+                <m:t xml:space="preserve">Tr</m:t>
+              </m:r>
+            </m:fName>
+            <m:e>
+              <m:d>
+                <m:dPr>
+                  <m:begChr m:val="["/>
+                  <m:endChr m:val="]"/>
+                </m:dPr>
+                <m:e>
+                  <m:sSub>
+                    <m:e>
+                      <m:acc>
+                        <m:accPr>
+                          <m:chr m:val="/"/>
+                        </m:accPr>
+                        <m:e>
+                          <m:r>
+                            <m:t xml:space="preserve">p</m:t>
+                          </m:r>
+                        </m:e>
+                      </m:acc>
+                    </m:e>
+                    <m:sub>
+                      <m:r>
+                        <m:t xml:space="preserve">1</m:t>
+                      </m:r>
+                    </m:sub>
+                  </m:sSub>
+                  <m:r>
+                    <m:t xml:space="preserve"> </m:t>
+                  </m:r>
+                  <m:d>
+                    <m:dPr/>
+                    <m:e>
+                      <m:r>
+                        <m:t xml:space="preserve">−</m:t>
+                      </m:r>
+                      <m:r>
+                        <m:t xml:space="preserve">2</m:t>
+                      </m:r>
+                      <m:r>
+                        <m:t xml:space="preserve"> </m:t>
+                      </m:r>
+                      <m:sSub>
+                        <m:e>
+                          <m:acc>
+                            <m:accPr>
+                              <m:chr m:val="/"/>
+                            </m:accPr>
+                            <m:e>
+                              <m:r>
+                                <m:t xml:space="preserve">p</m:t>
+                              </m:r>
+                            </m:e>
+                          </m:acc>
+                        </m:e>
+                        <m:sub>
+                          <m:r>
+                            <m:t xml:space="preserve">2</m:t>
+                          </m:r>
+                        </m:sub>
+                      </m:sSub>
+                      <m:sSup>
+                        <m:e>
+                          <m:r>
+                            <m:t xml:space="preserve">γ</m:t>
+                          </m:r>
+                        </m:e>
+                        <m:sup>
+                          <m:r>
+                            <m:t xml:space="preserve">β</m:t>
+                          </m:r>
+                        </m:sup>
+                      </m:sSup>
+                      <m:sSub>
+                        <m:e>
+                          <m:acc>
+                            <m:accPr>
+                              <m:chr m:val="/"/>
+                            </m:accPr>
+                            <m:e>
+                              <m:r>
+                                <m:t xml:space="preserve">q</m:t>
+                              </m:r>
+                            </m:e>
+                          </m:acc>
+                        </m:e>
+                        <m:sub>
+                          <m:r>
+                            <m:t xml:space="preserve">A</m:t>
+                          </m:r>
+                        </m:sub>
+                      </m:sSub>
+                    </m:e>
+                  </m:d>
+                  <m:r>
+                    <m:t xml:space="preserve"> </m:t>
+                  </m:r>
+                  <m:sSub>
+                    <m:e>
+                      <m:acc>
+                        <m:accPr>
+                          <m:chr m:val="/"/>
+                        </m:accPr>
+                        <m:e>
+                          <m:r>
+                            <m:t xml:space="preserve">q</m:t>
+                          </m:r>
+                        </m:e>
+                      </m:acc>
+                    </m:e>
+                    <m:sub>
+                      <m:r>
+                        <m:t xml:space="preserve">B</m:t>
+                      </m:r>
+                    </m:sub>
+                  </m:sSub>
+                  <m:sSub>
+                    <m:e>
+                      <m:r>
+                        <m:t xml:space="preserve">γ</m:t>
+                      </m:r>
+                    </m:e>
+                    <m:sub>
+                      <m:r>
+                        <m:t xml:space="preserve">β</m:t>
+                      </m:r>
+                    </m:sub>
+                  </m:sSub>
+                </m:e>
+              </m:d>
+            </m:e>
+          </m:func>
+          <m:r>
+            <m:t xml:space="preserve">=</m:t>
+          </m:r>
+          <m:r>
+            <m:t xml:space="preserve">−</m:t>
+          </m:r>
+          <m:r>
+            <m:t xml:space="preserve">2</m:t>
+          </m:r>
+          <m:r>
+            <m:t xml:space="preserve"> </m:t>
+          </m:r>
+          <m:func>
+            <m:fName>
+              <m:r>
+                <m:t xml:space="preserve">Tr</m:t>
+              </m:r>
+            </m:fName>
+            <m:e>
+              <m:d>
+                <m:dPr>
+                  <m:begChr m:val="["/>
+                  <m:endChr m:val="]"/>
+                </m:dPr>
+                <m:e>
+                  <m:sSub>
+                    <m:e>
+                      <m:acc>
+                        <m:accPr>
+                          <m:chr m:val="/"/>
+                        </m:accPr>
+                        <m:e>
+                          <m:r>
+                            <m:t xml:space="preserve">p</m:t>
+                          </m:r>
+                        </m:e>
+                      </m:acc>
+                    </m:e>
+                    <m:sub>
+                      <m:r>
+                        <m:t xml:space="preserve">1</m:t>
+                      </m:r>
+                    </m:sub>
+                  </m:sSub>
+                  <m:sSub>
+                    <m:e>
+                      <m:acc>
+                        <m:accPr>
+                          <m:chr m:val="/"/>
+                        </m:accPr>
+                        <m:e>
+                          <m:r>
+                            <m:t xml:space="preserve">p</m:t>
+                          </m:r>
+                        </m:e>
+                      </m:acc>
+                    </m:e>
+                    <m:sub>
+                      <m:r>
+                        <m:t xml:space="preserve">2</m:t>
+                      </m:r>
+                    </m:sub>
+                  </m:sSub>
+                  <m:r>
+                    <m:t xml:space="preserve"> </m:t>
+                  </m:r>
+                  <m:sSup>
+                    <m:e>
+                      <m:r>
+                        <m:t xml:space="preserve">γ</m:t>
+                      </m:r>
+                    </m:e>
+                    <m:sup>
+                      <m:r>
+                        <m:t xml:space="preserve">β</m:t>
+                      </m:r>
+                    </m:sup>
+                  </m:sSup>
+                  <m:r>
+                    <m:t xml:space="preserve"> </m:t>
+                  </m:r>
+                  <m:sSub>
+                    <m:e>
+                      <m:acc>
+                        <m:accPr>
+                          <m:chr m:val="/"/>
+                        </m:accPr>
+                        <m:e>
+                          <m:r>
+                            <m:t xml:space="preserve">q</m:t>
+                          </m:r>
+                        </m:e>
+                      </m:acc>
+                    </m:e>
+                    <m:sub>
+                      <m:r>
+                        <m:t xml:space="preserve">A</m:t>
+                      </m:r>
+                    </m:sub>
+                  </m:sSub>
+                  <m:sSub>
+                    <m:e>
+                      <m:acc>
+                        <m:accPr>
+                          <m:chr m:val="/"/>
+                        </m:accPr>
+                        <m:e>
+                          <m:r>
+                            <m:t xml:space="preserve">q</m:t>
+                          </m:r>
+                        </m:e>
+                      </m:acc>
+                    </m:e>
+                    <m:sub>
+                      <m:r>
+                        <m:t xml:space="preserve">B</m:t>
+                      </m:r>
+                    </m:sub>
+                  </m:sSub>
+                  <m:r>
+                    <m:t xml:space="preserve"> </m:t>
+                  </m:r>
+                  <m:sSub>
+                    <m:e>
+                      <m:r>
+                        <m:t xml:space="preserve">γ</m:t>
+                      </m:r>
+                    </m:e>
+                    <m:sub>
+                      <m:r>
+                        <m:t xml:space="preserve">β</m:t>
+                      </m:r>
+                    </m:sub>
+                  </m:sSub>
+                </m:e>
+              </m:d>
+            </m:e>
+          </m:func>
         </m:oMath>
       </m:oMathPara>
     </w:p>
@@ -549,8 +1952,234 @@
       </w:pPr>
       <m:oMathPara>
         <m:oMath>
+          <m:sSub>
+            <m:e>
+              <m:r>
+                <m:t xml:space="preserve">q</m:t>
+              </m:r>
+            </m:e>
+            <m:sub>
+              <m:r>
+                <m:t xml:space="preserve">A</m:t>
+              </m:r>
+            </m:sub>
+          </m:sSub>
           <m:r>
-            <m:t xml:space="preserve">q_A·q_B = p₁² − p₁·k₂ − k₁·p₁ + k₁·k₂ = 0 − (−u/2) + t/2 + s/2 = (s+t+u)/2 = 0</m:t>
+            <m:t xml:space="preserve">·</m:t>
+          </m:r>
+          <m:sSub>
+            <m:e>
+              <m:r>
+                <m:t xml:space="preserve">q</m:t>
+              </m:r>
+            </m:e>
+            <m:sub>
+              <m:r>
+                <m:t xml:space="preserve">B</m:t>
+              </m:r>
+            </m:sub>
+          </m:sSub>
+          <m:r>
+            <m:t xml:space="preserve">=</m:t>
+          </m:r>
+          <m:sSubSup>
+            <m:e>
+              <m:r>
+                <m:t xml:space="preserve">p</m:t>
+              </m:r>
+            </m:e>
+            <m:sub>
+              <m:r>
+                <m:t xml:space="preserve">1</m:t>
+              </m:r>
+            </m:sub>
+            <m:sup>
+              <m:r>
+                <m:t xml:space="preserve">2</m:t>
+              </m:r>
+            </m:sup>
+          </m:sSubSup>
+          <m:r>
+            <m:t xml:space="preserve">−</m:t>
+          </m:r>
+          <m:sSub>
+            <m:e>
+              <m:r>
+                <m:t xml:space="preserve">p</m:t>
+              </m:r>
+            </m:e>
+            <m:sub>
+              <m:r>
+                <m:t xml:space="preserve">1</m:t>
+              </m:r>
+            </m:sub>
+          </m:sSub>
+          <m:r>
+            <m:t xml:space="preserve">·</m:t>
+          </m:r>
+          <m:sSub>
+            <m:e>
+              <m:r>
+                <m:t xml:space="preserve">k</m:t>
+              </m:r>
+            </m:e>
+            <m:sub>
+              <m:r>
+                <m:t xml:space="preserve">2</m:t>
+              </m:r>
+            </m:sub>
+          </m:sSub>
+          <m:r>
+            <m:t xml:space="preserve">−</m:t>
+          </m:r>
+          <m:sSub>
+            <m:e>
+              <m:r>
+                <m:t xml:space="preserve">k</m:t>
+              </m:r>
+            </m:e>
+            <m:sub>
+              <m:r>
+                <m:t xml:space="preserve">1</m:t>
+              </m:r>
+            </m:sub>
+          </m:sSub>
+          <m:r>
+            <m:t xml:space="preserve">·</m:t>
+          </m:r>
+          <m:sSub>
+            <m:e>
+              <m:r>
+                <m:t xml:space="preserve">p</m:t>
+              </m:r>
+            </m:e>
+            <m:sub>
+              <m:r>
+                <m:t xml:space="preserve">1</m:t>
+              </m:r>
+            </m:sub>
+          </m:sSub>
+          <m:r>
+            <m:t xml:space="preserve">+</m:t>
+          </m:r>
+          <m:sSub>
+            <m:e>
+              <m:r>
+                <m:t xml:space="preserve">k</m:t>
+              </m:r>
+            </m:e>
+            <m:sub>
+              <m:r>
+                <m:t xml:space="preserve">1</m:t>
+              </m:r>
+            </m:sub>
+          </m:sSub>
+          <m:r>
+            <m:t xml:space="preserve">·</m:t>
+          </m:r>
+          <m:sSub>
+            <m:e>
+              <m:r>
+                <m:t xml:space="preserve">k</m:t>
+              </m:r>
+            </m:e>
+            <m:sub>
+              <m:r>
+                <m:t xml:space="preserve">2</m:t>
+              </m:r>
+            </m:sub>
+          </m:sSub>
+          <m:r>
+            <m:t xml:space="preserve">=</m:t>
+          </m:r>
+          <m:r>
+            <m:t xml:space="preserve">0</m:t>
+          </m:r>
+          <m:r>
+            <m:t xml:space="preserve">−</m:t>
+          </m:r>
+          <m:d>
+            <m:dPr/>
+            <m:e>
+              <m:r>
+                <m:t xml:space="preserve">−</m:t>
+              </m:r>
+              <m:f>
+                <m:num>
+                  <m:r>
+                    <m:t xml:space="preserve">u</m:t>
+                  </m:r>
+                </m:num>
+                <m:den>
+                  <m:r>
+                    <m:t xml:space="preserve">2</m:t>
+                  </m:r>
+                </m:den>
+              </m:f>
+            </m:e>
+          </m:d>
+          <m:r>
+            <m:t xml:space="preserve">+</m:t>
+          </m:r>
+          <m:f>
+            <m:num>
+              <m:r>
+                <m:t xml:space="preserve">t</m:t>
+              </m:r>
+            </m:num>
+            <m:den>
+              <m:r>
+                <m:t xml:space="preserve">2</m:t>
+              </m:r>
+            </m:den>
+          </m:f>
+          <m:r>
+            <m:t xml:space="preserve">+</m:t>
+          </m:r>
+          <m:f>
+            <m:num>
+              <m:r>
+                <m:t xml:space="preserve">s</m:t>
+              </m:r>
+            </m:num>
+            <m:den>
+              <m:r>
+                <m:t xml:space="preserve">2</m:t>
+              </m:r>
+            </m:den>
+          </m:f>
+          <m:r>
+            <m:t xml:space="preserve">=</m:t>
+          </m:r>
+          <m:f>
+            <m:num>
+              <m:r>
+                <m:t xml:space="preserve">s</m:t>
+              </m:r>
+              <m:r>
+                <m:t xml:space="preserve">+</m:t>
+              </m:r>
+              <m:r>
+                <m:t xml:space="preserve">t</m:t>
+              </m:r>
+              <m:r>
+                <m:t xml:space="preserve">+</m:t>
+              </m:r>
+              <m:r>
+                <m:t xml:space="preserve">u</m:t>
+              </m:r>
+            </m:num>
+            <m:den>
+              <m:r>
+                <m:t xml:space="preserve">2</m:t>
+              </m:r>
+            </m:den>
+          </m:f>
+          <m:r>
+            <m:t xml:space="preserve">=</m:t>
+          </m:r>
+          <m:r>
+            <m:t xml:space="preserve">0</m:t>
           </m:r>
         </m:oMath>
       </m:oMathPara>
@@ -567,8 +2196,96 @@
       </w:pPr>
       <m:oMathPara>
         <m:oMath>
+          <m:sSub>
+            <m:e>
+              <m:r>
+                <m:t xml:space="preserve">T</m:t>
+              </m:r>
+            </m:e>
+            <m:sub>
+              <m:r>
+                <m:t xml:space="preserve">AB</m:t>
+              </m:r>
+            </m:sub>
+          </m:sSub>
           <m:r>
-            <m:t xml:space="preserve">T_(AB) = −2 Tr[p̸₁p̸₂ · 0] = 0</m:t>
+            <m:t xml:space="preserve">=</m:t>
+          </m:r>
+          <m:r>
+            <m:t xml:space="preserve">−</m:t>
+          </m:r>
+          <m:r>
+            <m:t xml:space="preserve">2</m:t>
+          </m:r>
+          <m:r>
+            <m:t xml:space="preserve"> </m:t>
+          </m:r>
+          <m:func>
+            <m:fName>
+              <m:r>
+                <m:t xml:space="preserve">Tr</m:t>
+              </m:r>
+            </m:fName>
+            <m:e>
+              <m:d>
+                <m:dPr>
+                  <m:begChr m:val="["/>
+                  <m:endChr m:val="]"/>
+                </m:dPr>
+                <m:e>
+                  <m:sSub>
+                    <m:e>
+                      <m:acc>
+                        <m:accPr>
+                          <m:chr m:val="/"/>
+                        </m:accPr>
+                        <m:e>
+                          <m:r>
+                            <m:t xml:space="preserve">p</m:t>
+                          </m:r>
+                        </m:e>
+                      </m:acc>
+                    </m:e>
+                    <m:sub>
+                      <m:r>
+                        <m:t xml:space="preserve">1</m:t>
+                      </m:r>
+                    </m:sub>
+                  </m:sSub>
+                  <m:sSub>
+                    <m:e>
+                      <m:acc>
+                        <m:accPr>
+                          <m:chr m:val="/"/>
+                        </m:accPr>
+                        <m:e>
+                          <m:r>
+                            <m:t xml:space="preserve">p</m:t>
+                          </m:r>
+                        </m:e>
+                      </m:acc>
+                    </m:e>
+                    <m:sub>
+                      <m:r>
+                        <m:t xml:space="preserve">2</m:t>
+                      </m:r>
+                    </m:sub>
+                  </m:sSub>
+                  <m:r>
+                    <m:t xml:space="preserve">·</m:t>
+                  </m:r>
+                  <m:r>
+                    <m:t xml:space="preserve">0</m:t>
+                  </m:r>
+                </m:e>
+              </m:d>
+            </m:e>
+          </m:func>
+          <m:r>
+            <m:t xml:space="preserve">=</m:t>
+          </m:r>
+          <m:r>
+            <m:t xml:space="preserve">0</m:t>
           </m:r>
         </m:oMath>
       </m:oMathPara>
@@ -601,9 +2318,186 @@
       </w:pPr>
       <m:oMathPara>
         <m:oMath>
+          <m:f>
+            <m:num>
+              <m:r>
+                <m:t xml:space="preserve">1</m:t>
+              </m:r>
+            </m:num>
+            <m:den>
+              <m:r>
+                <m:t xml:space="preserve">4</m:t>
+              </m:r>
+            </m:den>
+          </m:f>
           <m:r>
-            <m:t xml:space="preserve">(1/4) Σ|ℳ|² = e⁴ [ 8tu/t² + 8tu/u² + 0 ] / 4 = 2 e⁴ ( u/t + t/u )</m:t>
+            <m:t xml:space="preserve"> </m:t>
           </m:r>
+          <m:r>
+            <m:t xml:space="preserve">Σ</m:t>
+          </m:r>
+          <m:sSup>
+            <m:e>
+              <m:d>
+                <m:dPr>
+                  <m:begChr m:val="|"/>
+                  <m:endChr m:val="|"/>
+                </m:dPr>
+                <m:e>
+                  <m:r>
+                    <m:t xml:space="preserve">ℳ</m:t>
+                  </m:r>
+                </m:e>
+              </m:d>
+            </m:e>
+            <m:sup>
+              <m:r>
+                <m:t xml:space="preserve">2</m:t>
+              </m:r>
+            </m:sup>
+          </m:sSup>
+          <m:r>
+            <m:t xml:space="preserve">=</m:t>
+          </m:r>
+          <m:sSup>
+            <m:e>
+              <m:r>
+                <m:t xml:space="preserve">e</m:t>
+              </m:r>
+            </m:e>
+            <m:sup>
+              <m:r>
+                <m:t xml:space="preserve">4</m:t>
+              </m:r>
+            </m:sup>
+          </m:sSup>
+          <m:r>
+            <m:t xml:space="preserve"> </m:t>
+          </m:r>
+          <m:f>
+            <m:num>
+              <m:d>
+                <m:dPr>
+                  <m:begChr m:val="["/>
+                  <m:endChr m:val="]"/>
+                </m:dPr>
+                <m:e>
+                  <m:f>
+                    <m:num>
+                      <m:r>
+                        <m:t xml:space="preserve">8tu</m:t>
+                      </m:r>
+                    </m:num>
+                    <m:den>
+                      <m:sSup>
+                        <m:e>
+                          <m:r>
+                            <m:t xml:space="preserve">t</m:t>
+                          </m:r>
+                        </m:e>
+                        <m:sup>
+                          <m:r>
+                            <m:t xml:space="preserve">2</m:t>
+                          </m:r>
+                        </m:sup>
+                      </m:sSup>
+                    </m:den>
+                  </m:f>
+                  <m:r>
+                    <m:t xml:space="preserve">+</m:t>
+                  </m:r>
+                  <m:f>
+                    <m:num>
+                      <m:r>
+                        <m:t xml:space="preserve">8tu</m:t>
+                      </m:r>
+                    </m:num>
+                    <m:den>
+                      <m:sSup>
+                        <m:e>
+                          <m:r>
+                            <m:t xml:space="preserve">u</m:t>
+                          </m:r>
+                        </m:e>
+                        <m:sup>
+                          <m:r>
+                            <m:t xml:space="preserve">2</m:t>
+                          </m:r>
+                        </m:sup>
+                      </m:sSup>
+                    </m:den>
+                  </m:f>
+                  <m:r>
+                    <m:t xml:space="preserve">+</m:t>
+                  </m:r>
+                  <m:r>
+                    <m:t xml:space="preserve">0</m:t>
+                  </m:r>
+                </m:e>
+              </m:d>
+            </m:num>
+            <m:den>
+              <m:r>
+                <m:t xml:space="preserve">4</m:t>
+              </m:r>
+            </m:den>
+          </m:f>
+          <m:r>
+            <m:t xml:space="preserve">=</m:t>
+          </m:r>
+          <m:r>
+            <m:t xml:space="preserve">2</m:t>
+          </m:r>
+          <m:r>
+            <m:t xml:space="preserve"> </m:t>
+          </m:r>
+          <m:sSup>
+            <m:e>
+              <m:r>
+                <m:t xml:space="preserve">e</m:t>
+              </m:r>
+            </m:e>
+            <m:sup>
+              <m:r>
+                <m:t xml:space="preserve">4</m:t>
+              </m:r>
+            </m:sup>
+          </m:sSup>
+          <m:r>
+            <m:t xml:space="preserve"> </m:t>
+          </m:r>
+          <m:d>
+            <m:dPr/>
+            <m:e>
+              <m:f>
+                <m:num>
+                  <m:r>
+                    <m:t xml:space="preserve">u</m:t>
+                  </m:r>
+                </m:num>
+                <m:den>
+                  <m:r>
+                    <m:t xml:space="preserve">t</m:t>
+                  </m:r>
+                </m:den>
+              </m:f>
+              <m:r>
+                <m:t xml:space="preserve">+</m:t>
+              </m:r>
+              <m:f>
+                <m:num>
+                  <m:r>
+                    <m:t xml:space="preserve">t</m:t>
+                  </m:r>
+                </m:num>
+                <m:den>
+                  <m:r>
+                    <m:t xml:space="preserve">u</m:t>
+                  </m:r>
+                </m:den>
+              </m:f>
+            </m:e>
+          </m:d>
         </m:oMath>
       </m:oMathPara>
     </w:p>
@@ -614,9 +2508,100 @@
       </w:pPr>
       <m:oMathPara>
         <m:oMath>
+          <m:f>
+            <m:num>
+              <m:r>
+                <m:t xml:space="preserve">1</m:t>
+              </m:r>
+            </m:num>
+            <m:den>
+              <m:r>
+                <m:t xml:space="preserve">4</m:t>
+              </m:r>
+            </m:den>
+          </m:f>
           <m:r>
-            <m:t xml:space="preserve">(1/4) Σ|ℳ|² = 2 e⁴ ( t/u + u/t )</m:t>
+            <m:t xml:space="preserve"> </m:t>
           </m:r>
+          <m:r>
+            <m:t xml:space="preserve">Σ</m:t>
+          </m:r>
+          <m:sSup>
+            <m:e>
+              <m:d>
+                <m:dPr>
+                  <m:begChr m:val="|"/>
+                  <m:endChr m:val="|"/>
+                </m:dPr>
+                <m:e>
+                  <m:r>
+                    <m:t xml:space="preserve">ℳ</m:t>
+                  </m:r>
+                </m:e>
+              </m:d>
+            </m:e>
+            <m:sup>
+              <m:r>
+                <m:t xml:space="preserve">2</m:t>
+              </m:r>
+            </m:sup>
+          </m:sSup>
+          <m:r>
+            <m:t xml:space="preserve">=</m:t>
+          </m:r>
+          <m:r>
+            <m:t xml:space="preserve">2</m:t>
+          </m:r>
+          <m:r>
+            <m:t xml:space="preserve"> </m:t>
+          </m:r>
+          <m:sSup>
+            <m:e>
+              <m:r>
+                <m:t xml:space="preserve">e</m:t>
+              </m:r>
+            </m:e>
+            <m:sup>
+              <m:r>
+                <m:t xml:space="preserve">4</m:t>
+              </m:r>
+            </m:sup>
+          </m:sSup>
+          <m:r>
+            <m:t xml:space="preserve"> </m:t>
+          </m:r>
+          <m:d>
+            <m:dPr/>
+            <m:e>
+              <m:f>
+                <m:num>
+                  <m:r>
+                    <m:t xml:space="preserve">t</m:t>
+                  </m:r>
+                </m:num>
+                <m:den>
+                  <m:r>
+                    <m:t xml:space="preserve">u</m:t>
+                  </m:r>
+                </m:den>
+              </m:f>
+              <m:r>
+                <m:t xml:space="preserve">+</m:t>
+              </m:r>
+              <m:f>
+                <m:num>
+                  <m:r>
+                    <m:t xml:space="preserve">u</m:t>
+                  </m:r>
+                </m:num>
+                <m:den>
+                  <m:r>
+                    <m:t xml:space="preserve">t</m:t>
+                  </m:r>
+                </m:den>
+              </m:f>
+            </m:e>
+          </m:d>
         </m:oMath>
       </m:oMathPara>
     </w:p>
@@ -667,8 +2652,29 @@
       <m:oMathPara>
         <m:oMath>
           <m:r>
-            <m:t xml:space="preserve">s ≥ 4 m²</m:t>
+            <m:t xml:space="preserve">s</m:t>
           </m:r>
+          <m:r>
+            <m:t xml:space="preserve">≥</m:t>
+          </m:r>
+          <m:r>
+            <m:t xml:space="preserve">4</m:t>
+          </m:r>
+          <m:r>
+            <m:t xml:space="preserve"> </m:t>
+          </m:r>
+          <m:sSup>
+            <m:e>
+              <m:r>
+                <m:t xml:space="preserve">m</m:t>
+              </m:r>
+            </m:e>
+            <m:sup>
+              <m:r>
+                <m:t xml:space="preserve">2</m:t>
+              </m:r>
+            </m:sup>
+          </m:sSup>
         </m:oMath>
       </m:oMathPara>
     </w:p>
